--- a/arb/docx/59.content.docx
+++ b/arb/docx/59.content.docx
@@ -10509,23 +10509,7 @@
           <w:cs/>
           <w:lang w:val="ar_AE" w:bidi="ar_AE"/>
         </w:rPr>
-        <w:t xml:space="preserve">). • في هذه المرحلة المبكرة من تطور الكنيسة (القرن الأول الميلادي؛ انظر </w:t>
-      </w:r>
-      <w:r>
-        <w:rPr>
-          <w:rtl/>
-          <w:cs/>
-          <w:lang w:val="ar_AE" w:bidi="ar_AE"/>
-        </w:rPr>
-        <w:t>مقدمة رسالة يعقوب</w:t>
-      </w:r>
-      <w:r>
-        <w:rPr>
-          <w:rtl/>
-          <w:cs/>
-          <w:lang w:val="ar_AE" w:bidi="ar_AE"/>
-        </w:rPr>
-        <w:t xml:space="preserve">، "تاريخ ومكان الكتابة")، يبدو أن كلمة كنيسة كانت مصطلحًا غير تقني وكان يعني "جماعة، تجمع" (قارن </w:t>
+        <w:t xml:space="preserve">). • في هذه المرحلة المبكرة من تطور الكنيسة (القرن الأول الميلادي؛ انظر مقدمة رسالة يعقوب، "تاريخ ومكان الكتابة")، يبدو أن كلمة كنيسة كانت مصطلحًا غير تقني وكان يعني "جماعة، تجمع" (قارن </w:t>
       </w:r>
       <w:r>
         <w:rPr>
